--- a/templates/OT_template.docx
+++ b/templates/OT_template.docx
@@ -348,7 +348,7 @@
         <w:spacing w:before="80" w:after="80"/>
       </w:pPr>
       <w:r>
-        <w:t>IMA aplica la metodología de las 5S en todos sus servicios: SEIRI (Organización), SEITON (Orden), SEISO (Aseo), SEIKETSU (Aseo Estandarizado) y SHITSUKE (Disciplina). Esta metodología reduce pérdidas de calidad involucrando al personal en hábitos de orden y limpieza, aspectos particularmente relevantes para los trabajos de mantenimiento metalúrgico, mecánico y eléctrico objeto de la presente contratación.</w:t>
+        <w:t>IMA aplica la metodología de las 5S en todos sus servicios: SEIRI (Organización), SEITON (Orden), SEISO (Aseo), SEIKETSU (Aseo Estandarizado) y SHITSUKE (Disciplina). Esta metodología reduce pérdidas de calidad involucrando al personal en hábitos de orden y limpieza, aspectos particularmente relevantes para los prestación de los servicios objeto de la presente contratación.</w:t>
       </w:r>
     </w:p>
     <w:p>
@@ -434,7 +434,7 @@
         <w:spacing w:before="40" w:after="40"/>
       </w:pPr>
       <w:r>
-        <w:t>Reglas de ORO y Reglas para Salvar Vidas de {{CLIENTE_CORTO}} (12 reglas de cumplimiento mandatorio)</w:t>
+        <w:t>Reglas de ORO y Reglas para Salvar Vidas de {{CLIENTE_CORTO}} de cumplimiento mandatorio</w:t>
       </w:r>
     </w:p>
     <w:p>
@@ -473,16 +473,12 @@
         <w:spacing w:before="40" w:after="40"/>
       </w:pPr>
       <w:r>
-        <w:t xml:space="preserve">Procedimiento de Evaluación </w:t>
+        <w:t>Procedimiento de Evaluación Desempeño y SSMA — evaluación mensual de desempeño</w:t>
       </w:r>
       <w:proofErr w:type="spellStart"/>
-      <w:r>
-        <w:t>Greenbanding</w:t>
-      </w:r>
+      <w:r/>
       <w:proofErr w:type="spellEnd"/>
-      <w:r>
-        <w:t xml:space="preserve"> y SSMA — evaluación mensual de desempeño</w:t>
-      </w:r>
+      <w:r/>
     </w:p>
     <w:p>
       <w:pPr>
@@ -523,7 +519,7 @@
         <w:spacing w:before="80" w:after="80"/>
       </w:pPr>
       <w:r>
-        <w:t>El servicio se prestará conforme al horario establecido en el Anexo C del pliego:</w:t>
+        <w:t>El servicio se prestará conforme al horarios y guardias estipulados en el pliego de condiciones:</w:t>
       </w:r>
     </w:p>
     <w:p>
@@ -661,7 +657,7 @@
         <w:spacing w:before="40" w:after="40"/>
       </w:pPr>
       <w:r>
-        <w:t>Grúas de más de 8 toneladas (IMA coordina y programa con supervisión {{CLIENTE_CORTO}})</w:t>
+        <w:t>Equipos pesados y grúas de gran porte (IMA coordina y programa con supervisión {{CLIENTE_CORTO}})</w:t>
       </w:r>
     </w:p>
     <w:p>
@@ -737,7 +733,7 @@
         <w:spacing w:before="40" w:after="40"/>
       </w:pPr>
       <w:r>
-        <w:t>Plataforma de elevación tipo brazo articulado 'Z' para 12 m de altura de trabajo</w:t>
+        <w:t>Equipos y plataformas de trabajo en altura según requerimiento del servicio</w:t>
       </w:r>
     </w:p>
     <w:p>
@@ -1344,7 +1340,7 @@
         <w:jc w:val="center"/>
       </w:pPr>
       <w:r>
-        <w:t>Oferta Técnica {{NUMERO_LICITACION}} — {{CLIENTE_CORTO}} {{TITULO_OBRA}} | Rev 00 | {{FECHA_EMISION}}</w:t>
+        <w:t>Oferta Técnica {{NUMERO_LICITACION}} — {{CLIENTE_CORTO}} {{TITULO_OBRA}} | {{REVISION}} | {{FECHA_EMISION}}</w:t>
       </w:r>
     </w:p>
     <w:sectPr>
@@ -1457,7 +1453,7 @@
     <w:r>
       <w:t>IMA Servicios Industriales Argentina S.A.</w:t>
       <w:tab/>
-      <w:t>{{NUMERO_LICITACION}} — {{CLIENTE_CORTO}} {{TITULO_OBRA}} | Rev 00 | Junio 2026</w:t>
+      <w:t>{{NUMERO_LICITACION}} — {{CLIENTE_CORTO}} {{TITULO_OBRA}} | {{REVISION}} | {{FECHA_EMISION}}</w:t>
     </w:r>
   </w:p>
 </w:hdr>
